--- a/templates/SC_FOLLOW_UP.docx
+++ b/templates/SC_FOLLOW_UP.docx
@@ -635,7 +635,6 @@
           <w:rFonts w:ascii="Times New Roman" w:hAnsi="Times New Roman" w:cs="Times New Roman"/>
           <w:bCs/>
         </w:rPr>
-        <w:sym w:font="Wingdings" w:char="F06F"/>
       </w:r>
       <w:r>
         <w:rPr>
@@ -649,7 +648,6 @@
           <w:rFonts w:ascii="Times New Roman" w:hAnsi="Times New Roman" w:cs="Times New Roman"/>
           <w:bCs/>
         </w:rPr>
-        <w:sym w:font="Wingdings" w:char="F06F"/>
       </w:r>
       <w:r>
         <w:rPr>
@@ -663,7 +661,6 @@
           <w:rFonts w:ascii="Times New Roman" w:hAnsi="Times New Roman" w:cs="Times New Roman"/>
           <w:bCs/>
         </w:rPr>
-        <w:sym w:font="Wingdings" w:char="F06F"/>
       </w:r>
       <w:r>
         <w:rPr>
@@ -677,7 +674,6 @@
           <w:rFonts w:ascii="Times New Roman" w:hAnsi="Times New Roman" w:cs="Times New Roman"/>
           <w:bCs/>
         </w:rPr>
-        <w:sym w:font="Wingdings" w:char="F06F"/>
       </w:r>
       <w:r>
         <w:rPr>
@@ -691,7 +687,6 @@
           <w:rFonts w:ascii="Times New Roman" w:hAnsi="Times New Roman" w:cs="Times New Roman"/>
           <w:bCs/>
         </w:rPr>
-        <w:sym w:font="Wingdings" w:char="F06F"/>
       </w:r>
       <w:r>
         <w:rPr>
